--- a/policies/build/chapters_v2/HRM/documents/HRM_Package_v2/HRM12/SOP_HRM12_credentialing_and_privileging_of_nursing_professionals.docx
+++ b/policies/build/chapters_v2/HRM/documents/HRM_Package_v2/HRM12/SOP_HRM12_credentialing_and_privileging_of_nursing_professionals.docx
@@ -321,34 +321,22 @@
     </w:p>
     <w:p>
       <w:r>
-        <w:t xml:space="preserve">HR In-Charge / Personnel Officer: </w:t>
-      </w:r>
-      <w:r>
-        <w:t>owns recruitment, training records, personal files and the day-to-day running of this policy, and keeps the required records current.</w:t>
+        <w:t xml:space="preserve">HR In-Charge / Personnel Officer: owns recruitment, training records, personal files and the day-to-day running of this policy, and keeps the required records current.</w:t>
       </w:r>
     </w:p>
     <w:p>
       <w:r>
-        <w:t xml:space="preserve">Medical Superintendent: </w:t>
-      </w:r>
-      <w:r>
-        <w:t>escalation point for any unresolved gap, and approves the workforce plan, contingency plan and credentialing/privileging decisions.</w:t>
+        <w:t xml:space="preserve">Medical Superintendent: escalation point for any unresolved gap, and approves the workforce plan, contingency plan and credentialing/privileging decisions.</w:t>
       </w:r>
     </w:p>
     <w:p>
       <w:r>
-        <w:t xml:space="preserve">Department Heads / Heads of Service: </w:t>
-      </w:r>
-      <w:r>
-        <w:t>identify their own department's staffing, training and credentialing needs, and support this policy's records at department level.</w:t>
+        <w:t xml:space="preserve">Department Heads / Heads of Service: identify their own department's staffing, training and credentialing needs, and support this policy's records at department level.</w:t>
       </w:r>
     </w:p>
     <w:p>
       <w:r>
-        <w:t xml:space="preserve">Quality Coordinator: </w:t>
-      </w:r>
-      <w:r>
-        <w:t>audits this policy periodically, checks records against the steps below, and flags gaps for corrective action.</w:t>
+        <w:t xml:space="preserve">Quality Coordinator: audits this policy periodically, checks records against the steps below, and flags gaps for corrective action.</w:t>
       </w:r>
     </w:p>
     <w:p>
@@ -541,6 +529,14 @@
           <w:t>The Joint Commission. Primary Source Verification (white paper).</w:t>
         </w:r>
       </w:hyperlink>
+    </w:p>
+    <w:p>
+      <w:pPr>
+        <w:pStyle w:val="ListParagraph"/>
+      </w:pPr>
+      <w:r>
+        <w:t>Note: The Joint Commission’s primary-source-verification concept is cited as a methodology reference, not as the verification route itself. In India, the operative primary-source check for a nurse’s qualification is verification of registration with the Indian Nursing Council / the relevant State Nursing Council under the Indian Nursing Council Act, 1947, alongside direct confirmation from the awarding institution.</w:t>
+      </w:r>
     </w:p>
     <w:p>
       <w:pPr>

--- a/policies/build/chapters_v2/HRM/documents/HRM_Package_v2/HRM12/SOP_HRM12_credentialing_and_privileging_of_nursing_professionals.docx
+++ b/policies/build/chapters_v2/HRM/documents/HRM_Package_v2/HRM12/SOP_HRM12_credentialing_and_privileging_of_nursing_professionals.docx
@@ -700,7 +700,7 @@
         <w:rPr>
           <w:i/>
         </w:rPr>
-        <w:t>NABH — Accreditation Standards for Hospitals, 6th Edition, HRM.12 — named source, no working link could be verified from here; check directly.</w:t>
+        <w:t>National Accreditation Board for Hospitals and Healthcare Providers. (2025). NABH accreditation standards for hospitals (6th ed.), HRM.12. ISBN 978-81-965264-9-8. https://portal.nabh.co/images/Standards/NABH%20Hospital%20Accreditation%20Standard%206th%20Edition%20January%202025.pdf</w:t>
       </w:r>
     </w:p>
     <w:p>

--- a/policies/build/chapters_v2/HRM/documents/HRM_Package_v2/HRM12/SOP_HRM12_credentialing_and_privileging_of_nursing_professionals.docx
+++ b/policies/build/chapters_v2/HRM/documents/HRM_Package_v2/HRM12/SOP_HRM12_credentialing_and_privileging_of_nursing_professionals.docx
@@ -696,12 +696,15 @@
       <w:pPr>
         <w:pStyle w:val="ListParagraph"/>
       </w:pPr>
-      <w:r>
-        <w:rPr>
-          <w:i/>
-        </w:rPr>
-        <w:t>National Accreditation Board for Hospitals and Healthcare Providers. (2025). NABH accreditation standards for hospitals (6th ed.), HRM.12. ISBN 978-81-965264-9-8. https://portal.nabh.co/images/Standards/NABH%20Hospital%20Accreditation%20Standard%206th%20Edition%20January%202025.pdf</w:t>
-      </w:r>
+      <w:hyperlink r:id="rId11">
+        <w:r>
+          <w:rPr>
+            <w:rStyle w:val="Hyperlink"/>
+            <w:i/>
+          </w:rPr>
+          <w:t>National Accreditation Board for Hospitals and Healthcare Providers. (2025). NABH accreditation standards for hospitals (6th ed.), HRM.12. ISBN 978-81-965264-9-8. https://portal.nabh.co/images/Standards/NABH%20Hospital%20Accreditation%20Standard%206th%20Edition%20January%202025.pdf</w:t>
+        </w:r>
+      </w:hyperlink>
     </w:p>
     <w:p>
       <w:pPr>
